--- a/docs/presentation/NVidia_Project_Questions.docx
+++ b/docs/presentation/NVidia_Project_Questions.docx
@@ -2730,6 +2730,7 @@
         <w:t xml:space="preserve">Unfortunately, during the testing phases of this platform, we were forced to limit and subsequently also gradually move away from using the </w:t>
       </w:r>
       <w:proofErr w:type="spellStart"/>
+      <w:proofErr w:type="gramStart"/>
       <w:r>
         <w:rPr>
           <w:lang w:val="en-US"/>
@@ -2737,6 +2738,7 @@
         <w:t>Tavily</w:t>
       </w:r>
       <w:proofErr w:type="spellEnd"/>
+      <w:proofErr w:type="gramEnd"/>
       <w:r>
         <w:rPr>
           <w:lang w:val="en-US"/>
@@ -3552,14 +3554,707 @@
         </w:rPr>
         <w:t xml:space="preserve">API </w:t>
       </w:r>
+      <w:r>
+        <w:rPr>
+          <w:lang w:val="en-US"/>
+        </w:rPr>
+        <w:t>as a high-value candidate for our cloud reporting dashboard. I suppose this shows deep architectural maturity and safety-first thinking.</w:t>
+      </w:r>
+    </w:p>
+    <w:p>
+      <w:pPr>
+        <w:jc w:val="both"/>
+        <w:rPr>
+          <w:lang w:val="en-US"/>
+        </w:rPr>
+      </w:pPr>
+      <w:r>
+        <w:rPr>
+          <w:lang w:val="en-US"/>
+        </w:rPr>
+        <w:t>12.</w:t>
+      </w:r>
+      <w:r>
+        <w:rPr>
+          <w:lang w:val="en-US"/>
+        </w:rPr>
+        <w:t xml:space="preserve"> Which AI tools have you leveraged while working on this project?</w:t>
+      </w:r>
+    </w:p>
+    <w:p>
+      <w:pPr>
+        <w:jc w:val="both"/>
+        <w:rPr>
+          <w:lang w:val="en-US"/>
+        </w:rPr>
+      </w:pPr>
+      <w:r>
+        <w:rPr>
+          <w:lang w:val="en-US"/>
+        </w:rPr>
+        <w:t>This</w:t>
+      </w:r>
+      <w:r>
+        <w:rPr>
+          <w:lang w:val="en-US"/>
+        </w:rPr>
+        <w:t xml:space="preserve"> project leveraged a comprehensive suite of advanced AI tools, frameworks, and models. Here is a breakdown of the key AI technologies utilized in the project:</w:t>
+      </w:r>
+    </w:p>
+    <w:p>
+      <w:pPr>
+        <w:jc w:val="both"/>
+        <w:rPr>
+          <w:lang w:val="en-US"/>
+        </w:rPr>
+      </w:pPr>
+      <w:r>
+        <w:rPr>
+          <w:lang w:val="en-US"/>
+        </w:rPr>
+        <w:t>12.</w:t>
+      </w:r>
+      <w:r>
+        <w:rPr>
+          <w:lang w:val="en-US"/>
+        </w:rPr>
+        <w:t>1. Core AI Models &amp; Architectures</w:t>
+      </w:r>
+      <w:r>
+        <w:rPr>
+          <w:lang w:val="en-US"/>
+        </w:rPr>
+        <w:t>:</w:t>
+      </w:r>
+    </w:p>
+    <w:p>
+      <w:pPr>
+        <w:jc w:val="both"/>
+        <w:rPr>
+          <w:lang w:val="en-US"/>
+        </w:rPr>
+      </w:pPr>
+      <w:r>
+        <w:rPr>
+          <w:lang w:val="en-US"/>
+        </w:rPr>
+        <w:t xml:space="preserve">- </w:t>
+      </w:r>
+      <w:r>
+        <w:rPr>
+          <w:lang w:val="en-US"/>
+        </w:rPr>
+        <w:t xml:space="preserve">Time-Series Transformer </w:t>
+      </w:r>
+      <w:proofErr w:type="spellStart"/>
+      <w:r>
+        <w:rPr>
+          <w:lang w:val="en-US"/>
+        </w:rPr>
+        <w:t>Autoencoder</w:t>
+      </w:r>
+      <w:proofErr w:type="spellEnd"/>
+      <w:r>
+        <w:rPr>
+          <w:lang w:val="en-US"/>
+        </w:rPr>
+        <w:t>: Used by the Sentinel Agent for real-time, unsupervised anomaly detection across 11-modal sensor data</w:t>
+      </w:r>
+      <w:r>
+        <w:rPr>
+          <w:lang w:val="en-US"/>
+        </w:rPr>
+        <w:t>;</w:t>
+      </w:r>
+    </w:p>
+    <w:p>
+      <w:pPr>
+        <w:jc w:val="both"/>
+        <w:rPr>
+          <w:lang w:val="en-US"/>
+        </w:rPr>
+      </w:pPr>
+      <w:r>
+        <w:rPr>
+          <w:lang w:val="en-US"/>
+        </w:rPr>
+        <w:t xml:space="preserve">- </w:t>
+      </w:r>
+      <w:r>
+        <w:rPr>
+          <w:lang w:val="en-US"/>
+        </w:rPr>
+        <w:t xml:space="preserve">Nemotron-3-Super LLM: A Large Language Model accessed via the </w:t>
+      </w:r>
+      <w:proofErr w:type="spellStart"/>
+      <w:r>
+        <w:rPr>
+          <w:lang w:val="en-US"/>
+        </w:rPr>
+        <w:t>Nebius</w:t>
+      </w:r>
+      <w:proofErr w:type="spellEnd"/>
+      <w:r>
+        <w:rPr>
+          <w:lang w:val="en-US"/>
+        </w:rPr>
+        <w:t xml:space="preserve"> Cloud API, used by the Commander Agent for strategic reasoning, action proposal, and generating </w:t>
+      </w:r>
+      <w:r>
+        <w:rPr>
+          <w:lang w:val="en-US"/>
+        </w:rPr>
+        <w:t>formal PHMSA regulatory reports;</w:t>
+      </w:r>
+    </w:p>
+    <w:p>
+      <w:pPr>
+        <w:jc w:val="both"/>
+        <w:rPr>
+          <w:lang w:val="en-US"/>
+        </w:rPr>
+      </w:pPr>
+      <w:r>
+        <w:rPr>
+          <w:lang w:val="en-US"/>
+        </w:rPr>
+        <w:t xml:space="preserve">- </w:t>
+      </w:r>
+      <w:r>
+        <w:rPr>
+          <w:lang w:val="en-US"/>
+        </w:rPr>
+        <w:t>Graph Attention Networks (GATs): A type of Graph Neural Network (GNN) used for decentralized swarm intelligence to predict and prevent cascade failu</w:t>
+      </w:r>
+      <w:r>
+        <w:rPr>
+          <w:lang w:val="en-US"/>
+        </w:rPr>
+        <w:t>res across the pipeline network;</w:t>
+      </w:r>
+    </w:p>
+    <w:p>
+      <w:pPr>
+        <w:jc w:val="both"/>
+        <w:rPr>
+          <w:lang w:val="en-US"/>
+        </w:rPr>
+      </w:pPr>
+      <w:r>
+        <w:rPr>
+          <w:lang w:val="en-US"/>
+        </w:rPr>
+        <w:lastRenderedPageBreak/>
+        <w:t xml:space="preserve">- </w:t>
+      </w:r>
+      <w:r>
+        <w:rPr>
+          <w:lang w:val="en-US"/>
+        </w:rPr>
+        <w:t xml:space="preserve">Physics-Informed Neural Networks (PINNs) / </w:t>
+      </w:r>
+      <w:proofErr w:type="spellStart"/>
+      <w:r>
+        <w:rPr>
+          <w:lang w:val="en-US"/>
+        </w:rPr>
+        <w:t>PhysicsNeMo</w:t>
+      </w:r>
+      <w:proofErr w:type="spellEnd"/>
+      <w:r>
+        <w:rPr>
+          <w:lang w:val="en-US"/>
+        </w:rPr>
+        <w:t xml:space="preserve"> Surrogate: A custom neural network that embeds 1D compressible Euler fluid dynamics equations to approximate solutions and compute physics residuals, reducing false positives and improving model interpretability.</w:t>
+      </w:r>
+    </w:p>
+    <w:p>
+      <w:pPr>
+        <w:jc w:val="both"/>
+        <w:rPr>
+          <w:lang w:val="en-US"/>
+        </w:rPr>
+      </w:pPr>
+      <w:r>
+        <w:rPr>
+          <w:lang w:val="en-US"/>
+        </w:rPr>
+        <w:t>12.</w:t>
+      </w:r>
+      <w:r>
+        <w:rPr>
+          <w:lang w:val="en-US"/>
+        </w:rPr>
+        <w:t>2. Deep Learning Frameworks &amp; Optimization Tools</w:t>
+      </w:r>
+      <w:r>
+        <w:rPr>
+          <w:lang w:val="en-US"/>
+        </w:rPr>
+        <w:t>:</w:t>
+      </w:r>
+    </w:p>
+    <w:p>
+      <w:pPr>
+        <w:jc w:val="both"/>
+        <w:rPr>
+          <w:lang w:val="en-US"/>
+        </w:rPr>
+      </w:pPr>
+      <w:r>
+        <w:rPr>
+          <w:lang w:val="en-US"/>
+        </w:rPr>
+        <w:t xml:space="preserve">- </w:t>
+      </w:r>
+      <w:proofErr w:type="spellStart"/>
+      <w:r>
+        <w:rPr>
+          <w:lang w:val="en-US"/>
+        </w:rPr>
+        <w:t>PyTorch</w:t>
+      </w:r>
+      <w:proofErr w:type="spellEnd"/>
+      <w:r>
+        <w:rPr>
+          <w:lang w:val="en-US"/>
+        </w:rPr>
+        <w:t xml:space="preserve"> (v2.3.0): The primary deep learning framework used for building and training the Transformer, GNN, and </w:t>
+      </w:r>
+      <w:proofErr w:type="spellStart"/>
+      <w:r>
+        <w:rPr>
+          <w:lang w:val="en-US"/>
+        </w:rPr>
+        <w:t>PhysicsNeMo</w:t>
+      </w:r>
+      <w:proofErr w:type="spellEnd"/>
+      <w:r>
+        <w:rPr>
+          <w:lang w:val="en-US"/>
+        </w:rPr>
+        <w:t xml:space="preserve"> models</w:t>
+      </w:r>
+      <w:r>
+        <w:rPr>
+          <w:lang w:val="en-US"/>
+        </w:rPr>
+        <w:t>;</w:t>
+      </w:r>
+    </w:p>
+    <w:p>
+      <w:pPr>
+        <w:jc w:val="both"/>
+        <w:rPr>
+          <w:lang w:val="en-US"/>
+        </w:rPr>
+      </w:pPr>
+      <w:r>
+        <w:rPr>
+          <w:lang w:val="en-US"/>
+        </w:rPr>
+        <w:t xml:space="preserve">- </w:t>
+      </w:r>
+      <w:r>
+        <w:rPr>
+          <w:lang w:val="en-US"/>
+        </w:rPr>
+        <w:t xml:space="preserve">NVIDIA </w:t>
+      </w:r>
+      <w:proofErr w:type="spellStart"/>
+      <w:r>
+        <w:rPr>
+          <w:lang w:val="en-US"/>
+        </w:rPr>
+        <w:t>TensorRT</w:t>
+      </w:r>
+      <w:proofErr w:type="spellEnd"/>
+      <w:r>
+        <w:rPr>
+          <w:lang w:val="en-US"/>
+        </w:rPr>
+        <w:t xml:space="preserve"> (v8.6.1): Used for GPU inference optimization, including FP16 mixed-precision quantization, enabling sub-millisecond latency on edge devices</w:t>
+      </w:r>
+      <w:r>
+        <w:rPr>
+          <w:lang w:val="en-US"/>
+        </w:rPr>
+        <w:t>;</w:t>
+      </w:r>
+    </w:p>
+    <w:p>
+      <w:pPr>
+        <w:jc w:val="both"/>
+        <w:rPr>
+          <w:lang w:val="en-US"/>
+        </w:rPr>
+      </w:pPr>
+      <w:r>
+        <w:rPr>
+          <w:lang w:val="en-US"/>
+        </w:rPr>
+        <w:t xml:space="preserve">- </w:t>
+      </w:r>
+      <w:r>
+        <w:rPr>
+          <w:lang w:val="en-US"/>
+        </w:rPr>
+        <w:t>ONNX (v1.16.1): Utilized as the model interchange format for seamless deployment</w:t>
+      </w:r>
+      <w:r>
+        <w:rPr>
+          <w:lang w:val="en-US"/>
+        </w:rPr>
+        <w:t>;</w:t>
+      </w:r>
+    </w:p>
+    <w:p>
+      <w:pPr>
+        <w:jc w:val="both"/>
+        <w:rPr>
+          <w:lang w:val="en-US"/>
+        </w:rPr>
+      </w:pPr>
+      <w:r>
+        <w:rPr>
+          <w:lang w:val="en-US"/>
+        </w:rPr>
+        <w:t xml:space="preserve">- </w:t>
+      </w:r>
+      <w:r>
+        <w:rPr>
+          <w:lang w:val="en-US"/>
+        </w:rPr>
+        <w:t>CUDA (v11.8): The parallel computing platform and API model for GPU acceleration.</w:t>
+      </w:r>
+    </w:p>
+    <w:p>
+      <w:pPr>
+        <w:jc w:val="both"/>
+        <w:rPr>
+          <w:lang w:val="en-US"/>
+        </w:rPr>
+      </w:pPr>
+      <w:r>
+        <w:rPr>
+          <w:lang w:val="en-US"/>
+        </w:rPr>
+        <w:t>12.</w:t>
+      </w:r>
+      <w:r>
+        <w:rPr>
+          <w:lang w:val="en-US"/>
+        </w:rPr>
+        <w:t>3. Privacy-Preserving &amp; Distributed AI Training</w:t>
+      </w:r>
+      <w:r>
+        <w:rPr>
+          <w:lang w:val="en-US"/>
+        </w:rPr>
+        <w:t>:</w:t>
+      </w:r>
+    </w:p>
+    <w:p>
+      <w:pPr>
+        <w:jc w:val="both"/>
+        <w:rPr>
+          <w:lang w:val="en-US"/>
+        </w:rPr>
+      </w:pPr>
+      <w:r>
+        <w:rPr>
+          <w:lang w:val="en-US"/>
+        </w:rPr>
+        <w:t xml:space="preserve">- </w:t>
+      </w:r>
+      <w:r>
+        <w:rPr>
+          <w:lang w:val="en-US"/>
+        </w:rPr>
+        <w:t>Federated Learning (</w:t>
+      </w:r>
+      <w:proofErr w:type="spellStart"/>
+      <w:r>
+        <w:rPr>
+          <w:lang w:val="en-US"/>
+        </w:rPr>
+        <w:t>FedAvg</w:t>
+      </w:r>
+      <w:proofErr w:type="spellEnd"/>
+      <w:r>
+        <w:rPr>
+          <w:lang w:val="en-US"/>
+        </w:rPr>
+        <w:t xml:space="preserve"> Algorithm): Implemented to train global models collaboratively across 1,000+ edge nodes without raw data exfiltration</w:t>
+      </w:r>
+      <w:r>
+        <w:rPr>
+          <w:lang w:val="en-US"/>
+        </w:rPr>
+        <w:t>;</w:t>
+      </w:r>
+    </w:p>
+    <w:p>
+      <w:pPr>
+        <w:jc w:val="both"/>
+        <w:rPr>
+          <w:lang w:val="en-US"/>
+        </w:rPr>
+      </w:pPr>
+      <w:r>
+        <w:rPr>
+          <w:lang w:val="en-US"/>
+        </w:rPr>
+        <w:t xml:space="preserve">- </w:t>
+      </w:r>
+      <w:r>
+        <w:rPr>
+          <w:lang w:val="en-US"/>
+        </w:rPr>
+        <w:t>Differential Privacy (DP): Applied by adding calibrated Gaussian noise to model weight updates before transmission to ensure data privacy</w:t>
+      </w:r>
+      <w:r>
+        <w:rPr>
+          <w:lang w:val="en-US"/>
+        </w:rPr>
+        <w:t>;</w:t>
+      </w:r>
+    </w:p>
+    <w:p>
+      <w:pPr>
+        <w:jc w:val="both"/>
+        <w:rPr>
+          <w:lang w:val="en-US"/>
+        </w:rPr>
+      </w:pPr>
+      <w:r>
+        <w:rPr>
+          <w:lang w:val="en-US"/>
+        </w:rPr>
+        <w:t xml:space="preserve">- </w:t>
+      </w:r>
+      <w:r>
+        <w:rPr>
+          <w:lang w:val="en-US"/>
+        </w:rPr>
+        <w:t>Secure Aggregation (</w:t>
+      </w:r>
+      <w:proofErr w:type="spellStart"/>
+      <w:r>
+        <w:rPr>
+          <w:lang w:val="en-US"/>
+        </w:rPr>
+        <w:t>SecAgg</w:t>
+      </w:r>
+      <w:proofErr w:type="spellEnd"/>
+      <w:r>
+        <w:rPr>
+          <w:lang w:val="en-US"/>
+        </w:rPr>
+        <w:t>): Cryptographic protocols used so the central server only sees the sum of updates, not individual client contributions.</w:t>
+      </w:r>
+    </w:p>
+    <w:p>
+      <w:pPr>
+        <w:jc w:val="both"/>
+        <w:rPr>
+          <w:lang w:val="en-US"/>
+        </w:rPr>
+      </w:pPr>
+      <w:r>
+        <w:rPr>
+          <w:lang w:val="en-US"/>
+        </w:rPr>
+        <w:t>12.</w:t>
+      </w:r>
+      <w:r>
+        <w:rPr>
+          <w:lang w:val="en-US"/>
+        </w:rPr>
+        <w:t>4. AI Hardware &amp; Edge Computing</w:t>
+      </w:r>
+      <w:r>
+        <w:rPr>
+          <w:lang w:val="en-US"/>
+        </w:rPr>
+        <w:t>:</w:t>
+      </w:r>
+    </w:p>
+    <w:p>
+      <w:pPr>
+        <w:jc w:val="both"/>
+        <w:rPr>
+          <w:lang w:val="en-US"/>
+        </w:rPr>
+      </w:pPr>
+      <w:r>
+        <w:rPr>
+          <w:lang w:val="en-US"/>
+        </w:rPr>
+        <w:t xml:space="preserve">- </w:t>
+      </w:r>
+      <w:r>
+        <w:rPr>
+          <w:lang w:val="en-US"/>
+        </w:rPr>
+        <w:t xml:space="preserve">NVIDIA Jetson Orin NX: The edge AI hardware deployed at each node, providing 100 TOPS INT8 computational </w:t>
+      </w:r>
+      <w:proofErr w:type="gramStart"/>
+      <w:r>
+        <w:rPr>
+          <w:lang w:val="en-US"/>
+        </w:rPr>
+        <w:t>density</w:t>
+      </w:r>
+      <w:proofErr w:type="gramEnd"/>
+      <w:r>
+        <w:rPr>
+          <w:lang w:val="en-US"/>
+        </w:rPr>
+        <w:t xml:space="preserve"> for running the multi-agent AI system locally.</w:t>
+      </w:r>
+    </w:p>
+    <w:p>
+      <w:pPr>
+        <w:jc w:val="both"/>
+        <w:rPr>
+          <w:lang w:val="en-US"/>
+        </w:rPr>
+      </w:pPr>
+      <w:r>
+        <w:rPr>
+          <w:lang w:val="en-US"/>
+        </w:rPr>
+        <w:t>12.</w:t>
+      </w:r>
+      <w:r>
+        <w:rPr>
+          <w:lang w:val="en-US"/>
+        </w:rPr>
+        <w:t>5. Cloud AI Infrastructure</w:t>
+      </w:r>
+      <w:r>
+        <w:rPr>
+          <w:lang w:val="en-US"/>
+        </w:rPr>
+        <w:t>:</w:t>
+      </w:r>
+    </w:p>
+    <w:p>
+      <w:pPr>
+        <w:jc w:val="both"/>
+        <w:rPr>
+          <w:lang w:val="en-US"/>
+        </w:rPr>
+      </w:pPr>
+      <w:r>
+        <w:rPr>
+          <w:lang w:val="en-US"/>
+        </w:rPr>
+        <w:t xml:space="preserve">- </w:t>
+      </w:r>
+      <w:proofErr w:type="spellStart"/>
+      <w:r>
+        <w:rPr>
+          <w:lang w:val="en-US"/>
+        </w:rPr>
+        <w:t>Nebius</w:t>
+      </w:r>
+      <w:proofErr w:type="spellEnd"/>
+      <w:r>
+        <w:rPr>
+          <w:lang w:val="en-US"/>
+        </w:rPr>
+        <w:t xml:space="preserve"> AI Cloud: Used as the central server for Federated Learning aggregation, hosting the Nemotron-3-Super LLM API, and providing NVIDIA A100 GPU instances for model training and cloud-based inference.</w:t>
+      </w:r>
+    </w:p>
+    <w:p>
+      <w:pPr>
+        <w:jc w:val="both"/>
+        <w:rPr>
+          <w:lang w:val="en-US"/>
+        </w:rPr>
+      </w:pPr>
+      <w:r>
+        <w:rPr>
+          <w:lang w:val="en-US"/>
+        </w:rPr>
+        <w:t>12.</w:t>
+      </w:r>
+      <w:r>
+        <w:rPr>
+          <w:lang w:val="en-US"/>
+        </w:rPr>
+        <w:t>6. Future/Research AI Tools Mentioned</w:t>
+      </w:r>
+      <w:r>
+        <w:rPr>
+          <w:lang w:val="en-US"/>
+        </w:rPr>
+        <w:t>:</w:t>
+      </w:r>
+    </w:p>
+    <w:p>
+      <w:pPr>
+        <w:jc w:val="both"/>
+        <w:rPr>
+          <w:lang w:val="en-US"/>
+        </w:rPr>
+      </w:pPr>
+      <w:r>
+        <w:rPr>
+          <w:lang w:val="en-US"/>
+        </w:rPr>
+        <w:t xml:space="preserve">- </w:t>
+      </w:r>
+      <w:r>
+        <w:rPr>
+          <w:lang w:val="en-US"/>
+        </w:rPr>
+        <w:t xml:space="preserve">NVIDIA </w:t>
+      </w:r>
+      <w:proofErr w:type="spellStart"/>
+      <w:r>
+        <w:rPr>
+          <w:lang w:val="en-US"/>
+        </w:rPr>
+        <w:t>Omniverse</w:t>
+      </w:r>
+      <w:proofErr w:type="spellEnd"/>
+      <w:r>
+        <w:rPr>
+          <w:lang w:val="en-US"/>
+        </w:rPr>
+        <w:t>: Proposed for creating a photorealistic, physics-accurate 3D digital twin of the pipeline network</w:t>
+      </w:r>
+      <w:r>
+        <w:rPr>
+          <w:lang w:val="en-US"/>
+        </w:rPr>
+        <w:t>;</w:t>
+      </w:r>
+    </w:p>
+    <w:p>
+      <w:pPr>
+        <w:jc w:val="both"/>
+        <w:rPr>
+          <w:lang w:val="en-US"/>
+        </w:rPr>
+      </w:pPr>
+      <w:r>
+        <w:rPr>
+          <w:lang w:val="en-US"/>
+        </w:rPr>
+        <w:t xml:space="preserve">- </w:t>
+      </w:r>
+      <w:r>
+        <w:rPr>
+          <w:lang w:val="en-US"/>
+        </w:rPr>
+        <w:t>NVIDIA Isaac Sim: Proposed for future autonomous physical repair, specifically for robot path planning and manipulation.</w:t>
+      </w:r>
       <w:bookmarkStart w:id="0" w:name="_GoBack"/>
       <w:bookmarkEnd w:id="0"/>
-      <w:r>
-        <w:rPr>
-          <w:lang w:val="en-US"/>
-        </w:rPr>
-        <w:t>as a high-value candidate for our cloud reporting dashboard. I suppose this shows deep architectural maturity and safety-first thinking.</w:t>
-      </w:r>
     </w:p>
     <w:sectPr>
       <w:footerReference w:type="default" r:id="rId7"/>
@@ -3627,7 +4322,7 @@
           <w:rPr>
             <w:noProof/>
           </w:rPr>
-          <w:t>7</w:t>
+          <w:t>8</w:t>
         </w:r>
         <w:r>
           <w:fldChar w:fldCharType="end"/>
